--- a/templates/sanitized/bank-fin-as-is.marked.docx
+++ b/templates/sanitized/bank-fin-as-is.marked.docx
@@ -123,6 +123,7 @@
     </w:p>
     <w:tbl>
       <w:tblPr>
+        <w:bidiVisual w:val="0"/>
         <w:tblW w:w="8898" w:type="dxa"/>
         <w:jc w:val="center"/>
         <w:tblBorders>
@@ -921,7 +922,7 @@
           <w:rtl/>
           <w:lang w:bidi="ar-AE"/>
         </w:rPr>
-        <w:t xml:space="preserve"/>
+        <w:t xml:space="preserve">‏</w:t>
       </w:r>
       <w:r>
         <w:rPr>
@@ -1142,19 +1143,7 @@
                 <w:rtl/>
                 <w:lang w:bidi="ar-AE"/>
               </w:rPr>
-              <w:t xml:space="preserve">الاستشاري</w:t>
-            </w:r>
-            <w:r>
-              <w:rPr>
-                <w:rFonts w:cs="Arial" w:ascii="Arial" w:hAnsi="Arial" w:eastAsia="Arial"/>
-                <w:rtl/>
-                <w:lang w:bidi="ar-AE"/>
-                <w:color w:val="FFFFFF"/>
-                <w:spacing w:val="-20"/>
-                <w:sz w:val="2"/>
-                <w:szCs w:val="2"/>
-              </w:rPr>
-              <w:t xml:space="preserve">QZ7ZQ</w:t>
+              <w:t>الاستشاري</w:t>
             </w:r>
           </w:p>
         </w:tc>
